--- a/232045821_P2_FSP.docx
+++ b/232045821_P2_FSP.docx
@@ -478,20 +478,6 @@
     <w:p>
       <w:pPr>
         <w:pStyle w:val="toc1"/>
-      </w:pPr>
-      <w:r>
-        <w:t>DECLARAÇÃO SOBRE O USO DE INTELIGÊNCIA ARTIFICIAL</w:t>
-      </w:r>
-      <w:r>
-        <w:tab/>
-      </w:r>
-      <w:r>
-        <w:t>34</w:t>
-      </w:r>
-    </w:p>
-    <w:p>
-      <w:pPr>
-        <w:pStyle w:val="toc1"/>
         <w:sectPr>
           <w:pgSz w:h="16838" w:w="11906"/>
           <w:pgMar w:bottom="1134" w:left="1701" w:right="1134" w:top="1701"/>
@@ -504,7 +490,7 @@
         <w:tab/>
       </w:r>
       <w:r>
-        <w:t>35</w:t>
+        <w:t>34</w:t>
       </w:r>
       <w:r>
         <w:fldChar w:fldCharType="end"/>
@@ -22130,25 +22116,7 @@
       </w:r>
     </w:p>
     <w:bookmarkEnd w:id="56"/>
-    <w:bookmarkStart w:id="57" w:name="X6c0a3bf6f229abc004b27d6bffbacd61929699b"/>
-    <w:p>
-      <w:pPr>
-        <w:pStyle w:val="Heading1"/>
-      </w:pPr>
-      <w:r>
-        <w:t xml:space="preserve">DECLARAÇÃO SOBRE O USO DE INTELIGÊNCIA ARTIFICIAL</w:t>
-      </w:r>
-    </w:p>
-    <w:p>
-      <w:pPr>
-        <w:pStyle w:val="FirstParagraph"/>
-      </w:pPr>
-      <w:r>
-        <w:t xml:space="preserve">Este trabalho utilizou o Claude (Anthropic), modelo de linguagem, em três tarefas: (i) escrita e depuração dos códigos em Python e R de coleta, tratamento e análise dos dados; (ii) triagem das referências exportadas da Scopus e busca de artigos complementares na ferramenta Consensus; e (iii) redação de versões do texto. A verificação seguiu quatro procedimentos. Os códigos foram executados do início a partir das fontes oficiais, conforme o README do repositório. Os números do texto e das tabelas foram conferidos contra os arquivos de resultados gerados pelos códigos. Os números atribuídos a artigos foram conferidos nos resumos da base Scopus ou nos textos dos artigos. Uma revisão crítica do manuscrito levou à reformulação do teste econométrico, que passou a comparar efeitos marginais, e à inclusão dos placebos e testes de robustez. O autor revisou o texto final e assume integral responsabilidade pelo conteúdo.</w:t>
-      </w:r>
-    </w:p>
-    <w:bookmarkEnd w:id="57"/>
-    <w:bookmarkStart w:id="71" w:name="referências"/>
+    <w:bookmarkStart w:id="70" w:name="referências"/>
     <w:p>
       <w:pPr>
         <w:pStyle w:val="Heading1"/>
@@ -22461,7 +22429,7 @@
       <w:r>
         <w:t xml:space="preserve"> </w:t>
       </w:r>
-      <w:hyperlink r:id="rId58">
+      <w:hyperlink r:id="rId57">
         <w:r>
           <w:rPr>
             <w:rStyle w:val="Hyperlink"/>
@@ -22651,7 +22619,7 @@
       <w:r>
         <w:t xml:space="preserve"> </w:t>
       </w:r>
-      <w:hyperlink r:id="rId59">
+      <w:hyperlink r:id="rId58">
         <w:r>
           <w:rPr>
             <w:rStyle w:val="Hyperlink"/>
@@ -22673,7 +22641,7 @@
       <w:r>
         <w:t xml:space="preserve"> </w:t>
       </w:r>
-      <w:hyperlink r:id="rId60">
+      <w:hyperlink r:id="rId59">
         <w:r>
           <w:rPr>
             <w:rStyle w:val="Hyperlink"/>
@@ -22695,7 +22663,7 @@
       <w:r>
         <w:t xml:space="preserve"> </w:t>
       </w:r>
-      <w:hyperlink r:id="rId61">
+      <w:hyperlink r:id="rId60">
         <w:r>
           <w:rPr>
             <w:rStyle w:val="Hyperlink"/>
@@ -22717,7 +22685,7 @@
       <w:r>
         <w:t xml:space="preserve"> </w:t>
       </w:r>
-      <w:hyperlink r:id="rId62">
+      <w:hyperlink r:id="rId61">
         <w:r>
           <w:rPr>
             <w:rStyle w:val="Hyperlink"/>
@@ -22739,7 +22707,7 @@
       <w:r>
         <w:t xml:space="preserve"> </w:t>
       </w:r>
-      <w:hyperlink r:id="rId63">
+      <w:hyperlink r:id="rId62">
         <w:r>
           <w:rPr>
             <w:rStyle w:val="Hyperlink"/>
@@ -22845,7 +22813,7 @@
       <w:r>
         <w:t xml:space="preserve"> </w:t>
       </w:r>
-      <w:hyperlink r:id="rId64">
+      <w:hyperlink r:id="rId63">
         <w:r>
           <w:rPr>
             <w:rStyle w:val="Hyperlink"/>
@@ -23212,7 +23180,7 @@
       <w:r>
         <w:t xml:space="preserve"> </w:t>
       </w:r>
-      <w:hyperlink r:id="rId65">
+      <w:hyperlink r:id="rId64">
         <w:r>
           <w:rPr>
             <w:rStyle w:val="Hyperlink"/>
@@ -23243,7 +23211,7 @@
       <w:r>
         <w:t xml:space="preserve"> </w:t>
       </w:r>
-      <w:hyperlink r:id="rId66">
+      <w:hyperlink r:id="rId65">
         <w:r>
           <w:rPr>
             <w:rStyle w:val="Hyperlink"/>
@@ -23724,7 +23692,7 @@
       <w:r>
         <w:t xml:space="preserve"> </w:t>
       </w:r>
-      <w:hyperlink r:id="rId67">
+      <w:hyperlink r:id="rId66">
         <w:r>
           <w:rPr>
             <w:rStyle w:val="Hyperlink"/>
@@ -23932,7 +23900,7 @@
       <w:r>
         <w:t xml:space="preserve"> </w:t>
       </w:r>
-      <w:hyperlink r:id="rId68">
+      <w:hyperlink r:id="rId67">
         <w:r>
           <w:rPr>
             <w:rStyle w:val="Hyperlink"/>
@@ -24269,7 +24237,7 @@
       <w:r>
         <w:t xml:space="preserve"> </w:t>
       </w:r>
-      <w:hyperlink r:id="rId69">
+      <w:hyperlink r:id="rId68">
         <w:r>
           <w:rPr>
             <w:rStyle w:val="Hyperlink"/>
@@ -24924,7 +24892,7 @@
       <w:r>
         <w:t xml:space="preserve"> </w:t>
       </w:r>
-      <w:hyperlink r:id="rId70">
+      <w:hyperlink r:id="rId69">
         <w:r>
           <w:rPr>
             <w:rStyle w:val="Hyperlink"/>
@@ -25209,7 +25177,7 @@
         <w:t xml:space="preserve">, 29 (49): 483 – 500, 2021. doi: 10.17233/sosyoekonomi.2021.03.24.</w:t>
       </w:r>
     </w:p>
-    <w:bookmarkEnd w:id="71"/>
+    <w:bookmarkEnd w:id="70"/>
     <w:sectPr>
       <w:footerReference w:type="default" r:id="rId9"/>
       <w:pgSz w:h="16838" w:w="11906"/>
